--- a/a7/packages/A7 Unit 6 - Relationships in Triangles/Lessons/6.07/A7 6.07 Similar Triangles; Indirect Measurement - Teacher Edition.docx
+++ b/a7/packages/A7 Unit 6 - Relationships in Triangles/Lessons/6.07/A7 6.07 Similar Triangles; Indirect Measurement - Teacher Edition.docx
@@ -309,7 +309,7 @@
           <w:color w:val="1A1A1A"/>
           <w:sz w:val="21"/>
         </w:rPr>
-        <w:t xml:space="preserve"> — Notes III and boards 6–8: heights measured without climbing</w:t>
+        <w:t xml:space="preserve"> — Notes III, Example 2 and boards 6–8: heights measured without climbing</w:t>
       </w:r>
     </w:p>
     <w:tbl>
@@ -1985,7 +1985,7 @@
           <w:color w:val="1A1A1A"/>
           <w:sz w:val="21"/>
         </w:rPr>
-        <w:t>k = 12 ÷ 3 = 4; 5 × 4 = 20, 7 × 4 = 28.</w:t>
+        <w:t>Sorted, the copy is 12, x, 28, so x matches the 5: k = 12 ÷ 3 = 4 and x = 20 — a board with about 46.7 matched by the order in the list (3 with 28).</w:t>
       </w:r>
     </w:p>
     <w:p>
@@ -2042,7 +2042,7 @@
           <w:color w:val="1A1A1A"/>
           <w:sz w:val="21"/>
         </w:rPr>
-        <w:t xml:space="preserve">Example 2 — A shadow.  </w:t>
+        <w:t xml:space="preserve">Example 2 — A mirror on the ground.  </w:t>
       </w:r>
       <w:r>
         <w:rPr>
@@ -2051,7 +2051,7 @@
           <w:color w:val="1A1A1A"/>
           <w:sz w:val="21"/>
         </w:rPr>
-        <w:t>Ask why the two triangles are similar: the same sun at the same moment — one angle for both rays.</w:t>
+        <w:t>Ask which lengths match: Omar's eye height with the tree's height, and his 4 ft to the mirror with the tree's 18 ft — the words say the two right triangles are similar.</w:t>
       </w:r>
     </w:p>
     <w:p>
@@ -2084,7 +2084,7 @@
           <w:color w:val="1A1A1A"/>
           <w:sz w:val="21"/>
         </w:rPr>
-        <w:t>Shadow to shadow: k = 15 ÷ 3 = 5, so the pole is 5 × 5 = 25 ft.</w:t>
+        <w:t>Ground to ground: k = 18 ÷ 4 = 4.5, so the tree is 5 × 4.5 = 22.5 ft — a board with about 1.1 used k upside down (4 ÷ 18), one with 19 added 14.</w:t>
       </w:r>
     </w:p>
     <w:p>
@@ -2117,7 +2117,7 @@
           <w:color w:val="1A1A1A"/>
           <w:sz w:val="21"/>
         </w:rPr>
-        <w:t>k = 12 ÷ 1.5 = 8; 2 × 8 = 16 m.</w:t>
+        <w:t>k = 12 ÷ 1.5 = 8, so the flagpole is 4 × 8 = 32 ft — a board with 0.5 used k upside down (1.5 ÷ 12).</w:t>
       </w:r>
     </w:p>
     <w:p>
@@ -2201,7 +2201,7 @@
           <w:color w:val="6B6B6B"/>
           <w:sz w:val="19"/>
         </w:rPr>
-        <w:t xml:space="preserve">   'No — the sides are different' [Source of Truth, GR.2.4: similar triangles assumed to have equal sides]; 'yes' from two ratios only [Notes I: all three]</w:t>
+        <w:t xml:space="preserve">   'No — the sides are different' [Florida B1G-M, GR.2.4: similar triangles assumed to have equal sides]; 'yes' from two ratios only [Notes I: all three]</w:t>
       </w:r>
     </w:p>
     <w:p>
@@ -2234,7 +2234,7 @@
           <w:color w:val="1A1A1A"/>
           <w:sz w:val="21"/>
         </w:rPr>
-        <w:t xml:space="preserve">A triangle has sides 6 cm, 8 cm and 11 cm.  A similar triangle's shortest side is 18 cm.  Find its other two sides.  →  </w:t>
+        <w:t xml:space="preserve">The two triangles are similar.  Find x.  →  </w:t>
       </w:r>
       <w:r>
         <w:rPr>
@@ -2243,7 +2243,7 @@
           <w:color w:val="9E1B32"/>
           <w:sz w:val="21"/>
         </w:rPr>
-        <w:t>24 cm and 33 cm</w:t>
+        <w:t>x = 24</w:t>
       </w:r>
       <w:r>
         <w:rPr>
@@ -2252,7 +2252,7 @@
           <w:color w:val="6B6B6B"/>
           <w:sz w:val="19"/>
         </w:rPr>
-        <w:t xml:space="preserve">   20 and 23 — added 12 to every side [Source of Truth, GR.2.4: similar means multiplied by one k]</w:t>
+        <w:t xml:space="preserve">   13.5 — matched the 8 with the 18 by place on the page, k = 18 ÷ 8 [Florida B1G-M, GR.2.4: mismatching corresponding sides]; 20 — added 12 to the 8 [Notes I: similar means multiplied by one k]</w:t>
       </w:r>
     </w:p>
     <w:p>
@@ -2285,7 +2285,7 @@
           <w:color w:val="1A1A1A"/>
           <w:sz w:val="21"/>
         </w:rPr>
-        <w:t xml:space="preserve">A triangle has sides 12 in, 16 in and 20 in.  A similar triangle's longest side is 5 in.  Find its other two sides.  →  </w:t>
+        <w:t xml:space="preserve">A triangle has sides of 12, 16 and 20 inches.  A similar triangle's longest side is 5 inches.  Find its other two sides.  →  </w:t>
       </w:r>
       <w:r>
         <w:rPr>
@@ -2294,7 +2294,16 @@
           <w:color w:val="9E1B32"/>
           <w:sz w:val="21"/>
         </w:rPr>
-        <w:t>3 in and 4 in</w:t>
+        <w:t>3 inches and 4 inches</w:t>
+      </w:r>
+      <w:r>
+        <w:rPr>
+          <w:b w:val="0"/>
+          <w:i/>
+          <w:color w:val="6B6B6B"/>
+          <w:sz w:val="19"/>
+        </w:rPr>
+        <w:t xml:space="preserve">   48 and 64 — multiplied by 20 ÷ 5 = 4, k upside down [Notes II: k = copy ÷ original]</w:t>
       </w:r>
     </w:p>
     <w:p>
@@ -2345,7 +2354,7 @@
           <w:color w:val="6B6B6B"/>
           <w:sz w:val="19"/>
         </w:rPr>
-        <w:t xml:space="preserve">   (A) the side in the same place on the page — the second triangle is turned [Source of Truth, GR.2.4: mismatching corresponding sides]; (B) 16, the longest, for the middle side [Notes I: match by size]; (D) a side equal to the 9 — similar taken as equal [Source of Truth, GR.2.4: similar triangles assumed to have equal sides]</w:t>
+        <w:t xml:space="preserve">   (A) the side in the same place on the page — the second triangle is turned [Florida B1G-M, GR.2.4: mismatching corresponding sides]; (B) 16, the longest, for the middle side [Notes I: match by size]; (D) looked for a side equal to the 9 — similar taken as equal [Florida B1G-M, GR.2.4: similar triangles assumed to have equal sides]</w:t>
       </w:r>
       <w:r>
         <w:rPr>
@@ -2405,7 +2414,7 @@
           <w:color w:val="6B6B6B"/>
           <w:sz w:val="19"/>
         </w:rPr>
-        <w:t xml:space="preserve">   (A) added 2 to every side [Source of Truth, GR.2.4: similar means multiplied, not added]; (C) checked two ratios, not three: 15 ÷ 8 is not 2 [Notes I: all three ratios]; (D) kept two sides the same [Source of Truth, GR.2.4: similar triangles assumed to have equal sides]</w:t>
+        <w:t xml:space="preserve">   (A) added 2 to every side [Notes I: similar means multiplied by one k, not added]; (C) checked two ratios, not three: 15 ÷ 8 is not 2 [Notes I: all three ratios]; (D) kept two sides the same [Florida B1G-M, GR.2.4: similar triangles assumed to have equal sides]</w:t>
       </w:r>
       <w:r>
         <w:rPr>
@@ -2465,7 +2474,7 @@
           <w:color w:val="6B6B6B"/>
           <w:sz w:val="19"/>
         </w:rPr>
-        <w:t xml:space="preserve">   about 9.4 — height matched to shadow crosswise, 15 × 2.5 ÷ 4 [Source of Truth, GR.2.4: mismatching corresponding sides]; 16.5 — added 12.5 [similar means multiplied]</w:t>
+        <w:t xml:space="preserve">   about 9.4 — height matched to shadow crosswise, 15 × 2.5 ÷ 4 [Florida B1G-M, GR.2.4: mismatching corresponding sides]; 16.5 — added 12.5 [similar means multiplied]</w:t>
       </w:r>
     </w:p>
     <w:p>
@@ -2549,7 +2558,7 @@
           <w:color w:val="1A1A1A"/>
           <w:sz w:val="21"/>
         </w:rPr>
-        <w:t xml:space="preserve">Lena's eyes are 5 ft up. In a mirror on the ground 4 ft away she sees the top of a 45-year-old flagpole, 16 ft past the mirror.  The triangles are similar. How tall is the flagpole?  →  </w:t>
+        <w:t xml:space="preserve">Lena's eyes are 5 ft up. In a mirror on the ground 4 ft away she sees the top of a 45-year-old flagpole, 16 ft past the mirror.  The two right triangles are similar. How tall is the flagpole?  →  </w:t>
       </w:r>
       <w:r>
         <w:rPr>
@@ -2567,7 +2576,7 @@
           <w:color w:val="6B6B6B"/>
           <w:sz w:val="20"/>
         </w:rPr>
-        <w:t xml:space="preserve">   The the flagpole's age, 45 years is not needed.</w:t>
+        <w:t xml:space="preserve">   The flagpole's age (45 years) is not needed.</w:t>
       </w:r>
       <w:r>
         <w:rPr>
@@ -2576,7 +2585,7 @@
           <w:color w:val="6B6B6B"/>
           <w:sz w:val="19"/>
         </w:rPr>
-        <w:t xml:space="preserve">   180 or 225 — used the 45 years [the extra number]; 1.25 — divided the other way, 4 × 5 ÷ 16 [Source of Truth, GR.2.4: mismatching corresponding sides]</w:t>
+        <w:t xml:space="preserve">   180 or 225 — used the 45 years [the extra number]; 1.25 — divided the other way, 4 × 5 ÷ 16 [Florida B1G-M, GR.2.4: mismatching corresponding sides]</w:t>
       </w:r>
     </w:p>
     <w:p>
@@ -2627,7 +2636,7 @@
           <w:color w:val="6B6B6B"/>
           <w:sz w:val="19"/>
         </w:rPr>
-        <w:t xml:space="preserve">   'Yes — each side grew by 2' [Source of Truth, GR.2.4: similar means multiplied by one k]</w:t>
+        <w:t xml:space="preserve">   'Yes — each side grew by 2' [Notes I: similar means multiplied by one k]</w:t>
       </w:r>
     </w:p>
     <w:p>
@@ -2716,7 +2725,7 @@
           <w:color w:val="1A1A1A"/>
           <w:sz w:val="21"/>
         </w:rPr>
-        <w:t xml:space="preserve"> Boards 1–3: similar or not by three ratios, a missing side at k = 3, then a k under 1; 4 votes on matching in a turned pair, 5 on which triangle is similar. The pattern breaks at 6 — a shadow — then a ramp's two triangles from their shared corner (7) and a mirror with an extra number (8); 9 is written. The independent set: similar or not (it is not), a missing side matched by the middle sides, a k under 1, a shadow, a nested pair with the gap given instead of the whole distance, which is similar.</w:t>
+        <w:t xml:space="preserve"> Boards 1–3: similar or not by three ratios, a turned pair's missing side (k = 3), then a k under 1; 4 votes on matching in a turned pair, 5 on which triangle is similar. The pattern breaks at 6 — a shadow — then a ramp's two triangles from their shared corner (7) and a mirror with an extra number (8); 9 is written. The independent set: similar or not (it is not), a missing side matched by the middle sides, a k under 1, a shadow, a nested pair from the shared corner (with its picture), which is similar.</w:t>
       </w:r>
     </w:p>
     <w:p>
@@ -2758,7 +2767,7 @@
           <w:color w:val="1A1A1A"/>
           <w:sz w:val="20"/>
         </w:rPr>
-        <w:t>'No — the sides are different' [Source of Truth, GR.2.4: similar triangles assumed to have equal sides]</w:t>
+        <w:t>'No — the sides are different' [Florida B1G-M, GR.2.4: similar triangles assumed to have equal sides]</w:t>
       </w:r>
     </w:p>
     <w:p>
@@ -2782,7 +2791,31 @@
           <w:color w:val="1A1A1A"/>
           <w:sz w:val="20"/>
         </w:rPr>
-        <w:t>20 and 23 — added 12 to every side [Source of Truth, GR.2.4: similar means multiplied by one k]</w:t>
+        <w:t>13.5 — matched the 8 with the 18 by place on the page, k = 18 ÷ 8 [Florida B1G-M, GR.2.4: mismatching corresponding sides]</w:t>
+      </w:r>
+    </w:p>
+    <w:p>
+      <w:pPr>
+        <w:spacing w:before="0" w:after="40"/>
+        <w:ind w:left="360" w:hanging="360"/>
+      </w:pPr>
+      <w:r>
+        <w:rPr>
+          <w:b/>
+          <w:i w:val="0"/>
+          <w:color w:val="1A1A1A"/>
+          <w:sz w:val="20"/>
+        </w:rPr>
+        <w:t xml:space="preserve">Board 3.  </w:t>
+      </w:r>
+      <w:r>
+        <w:rPr>
+          <w:b w:val="0"/>
+          <w:i w:val="0"/>
+          <w:color w:val="1A1A1A"/>
+          <w:sz w:val="20"/>
+        </w:rPr>
+        <w:t>48 and 64 — multiplied by 20 ÷ 5 = 4, k upside down [Notes II: k = copy ÷ original]</w:t>
       </w:r>
     </w:p>
     <w:p>
@@ -2806,7 +2839,7 @@
           <w:color w:val="1A1A1A"/>
           <w:sz w:val="20"/>
         </w:rPr>
-        <w:t>the side in the same place on the page — the second triangle is turned [Source of Truth, GR.2.4: mismatching corresponding sides]</w:t>
+        <w:t>the side in the same place on the page — the second triangle is turned [Florida B1G-M, GR.2.4: mismatching corresponding sides]</w:t>
       </w:r>
     </w:p>
     <w:p>
@@ -2830,7 +2863,7 @@
           <w:color w:val="1A1A1A"/>
           <w:sz w:val="20"/>
         </w:rPr>
-        <w:t>added 2 to every side [Source of Truth, GR.2.4: similar means multiplied, not added]</w:t>
+        <w:t>added 2 to every side [Notes I: similar means multiplied by one k, not added]</w:t>
       </w:r>
     </w:p>
     <w:p>
@@ -2854,7 +2887,7 @@
           <w:color w:val="1A1A1A"/>
           <w:sz w:val="20"/>
         </w:rPr>
-        <w:t>about 9.4 — height matched to shadow crosswise, 15 × 2.5 ÷ 4 [Source of Truth, GR.2.4: mismatching corresponding sides]</w:t>
+        <w:t>about 9.4 — height matched to shadow crosswise, 15 × 2.5 ÷ 4 [Florida B1G-M, GR.2.4: mismatching corresponding sides]</w:t>
       </w:r>
     </w:p>
     <w:p>
@@ -2926,7 +2959,7 @@
           <w:color w:val="1A1A1A"/>
           <w:sz w:val="20"/>
         </w:rPr>
-        <w:t>'Yes — each side grew by 2' [Source of Truth, GR.2.4: similar means multiplied by one k]</w:t>
+        <w:t>'Yes — each side grew by 2' [Notes I: similar means multiplied by one k]</w:t>
       </w:r>
     </w:p>
     <w:p>

--- a/a7/packages/A7 Unit 6 - Relationships in Triangles/Lessons/6.07/A7 6.07 Similar Triangles; Indirect Measurement - Teacher Edition.docx
+++ b/a7/packages/A7 Unit 6 - Relationships in Triangles/Lessons/6.07/A7 6.07 Similar Triangles; Indirect Measurement - Teacher Edition.docx
@@ -195,7 +195,7 @@
           <w:color w:val="1A1A1A"/>
           <w:sz w:val="21"/>
         </w:rPr>
-        <w:t>Decide similarity from all three side ratios; match the sides of a turned pair; find missing sides with k = copy ÷ original; measure with a shadow, a mirror or a ramp when the words say the triangles are similar.</w:t>
+        <w:t>Decide similarity from all three side ratios; match the sides of a turned pair (by size, or by a name's letters); find missing sides with k = copy ÷ original; measure with a shadow, a mirror or a ramp when the words say the triangles are similar.</w:t>
       </w:r>
     </w:p>
     <w:p>
@@ -721,7 +721,7 @@
                 <w:color w:val="1A1A1A"/>
                 <w:sz w:val="20"/>
               </w:rPr>
-              <w:t>11 min</w:t>
+              <w:t>12 min</w:t>
             </w:r>
           </w:p>
         </w:tc>
@@ -1211,7 +1211,7 @@
                 <w:color w:val="1A1A1A"/>
                 <w:sz w:val="20"/>
               </w:rPr>
-              <w:t>11 min</w:t>
+              <w:t>10 min</w:t>
             </w:r>
           </w:p>
         </w:tc>
@@ -1853,7 +1853,7 @@
           <w:color w:val="1A1A1A"/>
           <w:sz w:val="21"/>
         </w:rPr>
-        <w:t>One matching pair gives k. Every side times k.</w:t>
+        <w:t>The names say the matching. One matching pair gives k.</w:t>
       </w:r>
     </w:p>
     <w:p>
@@ -2234,7 +2234,7 @@
           <w:color w:val="1A1A1A"/>
           <w:sz w:val="21"/>
         </w:rPr>
-        <w:t xml:space="preserve">The two triangles are similar.  Find x.  →  </w:t>
+        <w:t xml:space="preserve">Triangle ABC is similar to triangle DEF.  Find x.  →  </w:t>
       </w:r>
       <w:r>
         <w:rPr>
@@ -2725,7 +2725,7 @@
           <w:color w:val="1A1A1A"/>
           <w:sz w:val="21"/>
         </w:rPr>
-        <w:t xml:space="preserve"> Boards 1–3: similar or not by three ratios, a turned pair's missing side (k = 3), then a k under 1; 4 votes on matching in a turned pair, 5 on which triangle is similar. The pattern breaks at 6 — a shadow — then a ramp's two triangles from their shared corner (7) and a mirror with an extra number (8); 9 is written. The independent set: similar or not (it is not), a missing side matched by the middle sides, a k under 1, a shadow, a nested pair from the shared corner (with its picture), which is similar.</w:t>
+        <w:t xml:space="preserve"> Boards 1–3: similar or not by three ratios, a named turned pair's missing side (k = 3), then a k under 1; 4 votes on matching in a turned pair, 5 on which triangle is similar. The pattern breaks at 6 — a shadow — then a ramp's two triangles from their shared corner (7) and a mirror with an extra number (8); 9 is written. The independent set: similar or not (it is not), named triangles with no picture (the letters say the matching), a k under 1, a shadow, a nested pair from the shared corner (with its picture), which is similar.</w:t>
       </w:r>
     </w:p>
     <w:p>

--- a/a7/packages/A7 Unit 6 - Relationships in Triangles/Lessons/6.07/A7 6.07 Similar Triangles; Indirect Measurement - Teacher Edition.docx
+++ b/a7/packages/A7 Unit 6 - Relationships in Triangles/Lessons/6.07/A7 6.07 Similar Triangles; Indirect Measurement - Teacher Edition.docx
@@ -1676,7 +1676,7 @@
           <w:color w:val="1A1A1A"/>
           <w:sz w:val="21"/>
         </w:rPr>
-        <w:t xml:space="preserve">Warm-Up — On your own. Four minutes. No notes.  </w:t>
+        <w:t xml:space="preserve">Warm-Up — On your own. No notes.  </w:t>
       </w:r>
       <w:r>
         <w:rPr>
@@ -1754,7 +1754,7 @@
           <w:color w:val="1A1A1A"/>
           <w:sz w:val="21"/>
         </w:rPr>
-        <w:t>Reveal.  1. 8.6 units   2. 12 ft   3. k = 0.4   4. 21 ft</w:t>
+        <w:t>Reveal.  1. 8.6 units   2. 8 ft   3. k = 0.4   4. 21 ft</w:t>
       </w:r>
     </w:p>
     <w:p>
@@ -1985,7 +1985,7 @@
           <w:color w:val="1A1A1A"/>
           <w:sz w:val="21"/>
         </w:rPr>
-        <w:t>Sorted, the copy is 12, x, 28, so x matches the 5: k = 12 ÷ 3 = 4 and x = 20 — a board with about 46.7 matched by the order in the list (3 with 28).</w:t>
+        <w:t>The copy's two known sides, 12 and 28, match 3 and 7 with one k: 12 ÷ 3 = 4 = 28 ÷ 7.</w:t>
       </w:r>
     </w:p>
     <w:p>
@@ -2558,7 +2558,7 @@
           <w:color w:val="1A1A1A"/>
           <w:sz w:val="21"/>
         </w:rPr>
-        <w:t xml:space="preserve">Lena's eyes are 5 ft up. In a mirror on the ground 4 ft away she sees the top of a 45-year-old flagpole, 16 ft past the mirror.  The two right triangles are similar. How tall is the flagpole?  →  </w:t>
+        <w:t xml:space="preserve">Lena's eyes are 5.5 ft up. In a 10-inch mirror on the ground 6 ft away, she sees the top of a flagpole 24 ft past the mirror.  The two right triangles are similar. How tall is the flagpole?  →  </w:t>
       </w:r>
       <w:r>
         <w:rPr>
@@ -2567,7 +2567,7 @@
           <w:color w:val="9E1B32"/>
           <w:sz w:val="21"/>
         </w:rPr>
-        <w:t>20 ft</w:t>
+        <w:t>22 ft</w:t>
       </w:r>
       <w:r>
         <w:rPr>
@@ -2576,7 +2576,7 @@
           <w:color w:val="6B6B6B"/>
           <w:sz w:val="20"/>
         </w:rPr>
-        <w:t xml:space="preserve">   The flagpole's age (45 years) is not needed.</w:t>
+        <w:t xml:space="preserve">   The the mirror's size (10 inches) is not needed.</w:t>
       </w:r>
       <w:r>
         <w:rPr>
@@ -2585,7 +2585,7 @@
           <w:color w:val="6B6B6B"/>
           <w:sz w:val="19"/>
         </w:rPr>
-        <w:t xml:space="preserve">   180 or 225 — used the 45 years [the extra number]; 1.25 — divided the other way, 4 × 5 ÷ 16 [Florida B1G-M, GR.2.4: mismatching corresponding sides]</w:t>
+        <w:t xml:space="preserve">   about 1.4 — divided the other way, 5.5 × 6 ÷ 24 [Florida B1G-M, GR.2.4: mismatching corresponding sides]; 13.2 — used the 10 inches for the 6 ft, 24 ÷ 10 × 5.5 [the extra number]</w:t>
       </w:r>
     </w:p>
     <w:p>
@@ -2935,7 +2935,7 @@
           <w:color w:val="1A1A1A"/>
           <w:sz w:val="20"/>
         </w:rPr>
-        <w:t>180 or 225 — used the 45 years [the extra number]</w:t>
+        <w:t>about 1.4 — divided the other way, 5.5 × 6 ÷ 24 [Florida B1G-M, GR.2.4: mismatching corresponding sides]</w:t>
       </w:r>
     </w:p>
     <w:p>

--- a/a7/packages/A7 Unit 6 - Relationships in Triangles/Lessons/6.07/A7 6.07 Similar Triangles; Indirect Measurement - Teacher Edition.docx
+++ b/a7/packages/A7 Unit 6 - Relationships in Triangles/Lessons/6.07/A7 6.07 Similar Triangles; Indirect Measurement - Teacher Edition.docx
@@ -1754,7 +1754,7 @@
           <w:color w:val="1A1A1A"/>
           <w:sz w:val="21"/>
         </w:rPr>
-        <w:t>Reveal.  1. 8.6 units   2. 8 ft   3. k = 0.4   4. 21 ft</w:t>
+        <w:t>Reveal.  1. 8.6 units   2. 15 ft   3. k = 0.4   4. 21 ft</w:t>
       </w:r>
     </w:p>
     <w:p>
@@ -2576,7 +2576,7 @@
           <w:color w:val="6B6B6B"/>
           <w:sz w:val="20"/>
         </w:rPr>
-        <w:t xml:space="preserve">   The the mirror's size (10 inches) is not needed.</w:t>
+        <w:t xml:space="preserve">   The mirror's size (10 inches) is not needed.</w:t>
       </w:r>
       <w:r>
         <w:rPr>
